--- a/Instructions for Signalbox Simulator.docx
+++ b/Instructions for Signalbox Simulator.docx
@@ -24,17 +24,7 @@
           <w:u w:val="single"/>
           <w:lang w:val="en-US"/>
         </w:rPr>
-        <w:t>the Signalbox</w:t>
-      </w:r>
-      <w:bookmarkStart w:id="0" w:name="_GoBack"/>
-      <w:bookmarkEnd w:id="0"/>
-      <w:r>
-        <w:rPr>
-          <w:b/>
-          <w:u w:val="single"/>
-          <w:lang w:val="en-US"/>
-        </w:rPr>
-        <w:t xml:space="preserve"> Simulator</w:t>
+        <w:t>the Signalbox Simulator</w:t>
       </w:r>
     </w:p>
     <w:p>
@@ -537,7 +527,19 @@
         <w:rPr>
           <w:lang w:val="en-US"/>
         </w:rPr>
-        <w:t>the first lamp on the panel (Three Bridges) will come on; the train will wait there until the Do</w:t>
+        <w:t>the first lamp on the panel (Three Bridges) will come on</w:t>
+      </w:r>
+      <w:r>
+        <w:rPr>
+          <w:lang w:val="en-US"/>
+        </w:rPr>
+        <w:t xml:space="preserve"> and shortly afterwards advance to the second lamp MDH(X)</w:t>
+      </w:r>
+      <w:r>
+        <w:rPr>
+          <w:lang w:val="en-US"/>
+        </w:rPr>
+        <w:t>; the train will wait there until the Do</w:t>
       </w:r>
       <w:r>
         <w:rPr>
@@ -747,7 +749,19 @@
         <w:rPr>
           <w:lang w:val="en-US"/>
         </w:rPr>
-        <w:t xml:space="preserve"> and </w:t>
+        <w:t xml:space="preserve"> </w:t>
+      </w:r>
+      <w:r>
+        <w:rPr>
+          <w:lang w:val="en-US"/>
+        </w:rPr>
+        <w:t xml:space="preserve">(or some other train class) </w:t>
+      </w:r>
+      <w:r>
+        <w:rPr>
+          <w:lang w:val="en-US"/>
+        </w:rPr>
+        <w:t xml:space="preserve">and </w:t>
       </w:r>
       <w:r>
         <w:rPr>
@@ -801,12 +815,6 @@
         <w:rPr>
           <w:lang w:val="en-US"/>
         </w:rPr>
-        <w:t xml:space="preserve">short </w:t>
-      </w:r>
-      <w:r>
-        <w:rPr>
-          <w:lang w:val="en-US"/>
-        </w:rPr>
         <w:t>delay, the bell will ring “train entering section” which you must acknowledge</w:t>
       </w:r>
     </w:p>
@@ -911,13 +919,7 @@
         <w:rPr>
           <w:lang w:val="en-US"/>
         </w:rPr>
-        <w:t>will move across the panel an</w:t>
-      </w:r>
-      <w:r>
-        <w:rPr>
-          <w:lang w:val="en-US"/>
-        </w:rPr>
-        <w:t>d finally disappear at the left</w:t>
+        <w:t>will move across the panel and finally disappear at the left</w:t>
       </w:r>
       <w:r>
         <w:rPr>
@@ -955,37 +957,21 @@
         <w:rPr>
           <w:lang w:val="en-US"/>
         </w:rPr>
-        <w:t xml:space="preserve">Once </w:t>
-      </w:r>
-      <w:r>
-        <w:rPr>
-          <w:lang w:val="en-US"/>
-        </w:rPr>
-        <w:t>the train has moved off from the first lamp</w:t>
-      </w:r>
-      <w:r>
-        <w:rPr>
-          <w:lang w:val="en-US"/>
-        </w:rPr>
-        <w:t xml:space="preserve">, </w:t>
-      </w:r>
-      <w:r>
-        <w:rPr>
-          <w:lang w:val="en-US"/>
-        </w:rPr>
-        <w:t>the signals have no effect</w:t>
-      </w:r>
-      <w:r>
-        <w:rPr>
-          <w:lang w:val="en-US"/>
-        </w:rPr>
-        <w:t>.</w:t>
-      </w:r>
-      <w:r>
-        <w:rPr>
-          <w:lang w:val="en-US"/>
-        </w:rPr>
-        <w:t xml:space="preserve">  </w:t>
+        <w:t>Once the train has moved off from the first lamp, the s</w:t>
+      </w:r>
+      <w:r>
+        <w:rPr>
+          <w:lang w:val="en-US"/>
+        </w:rPr>
+        <w:t>ignal lever positions</w:t>
+      </w:r>
+      <w:bookmarkStart w:id="0" w:name="_GoBack"/>
+      <w:bookmarkEnd w:id="0"/>
+      <w:r>
+        <w:rPr>
+          <w:lang w:val="en-US"/>
+        </w:rPr>
+        <w:t xml:space="preserve"> have no effect.  </w:t>
       </w:r>
       <w:r>
         <w:rPr>
